--- a/base_textos/texto1.docx
+++ b/base_textos/texto1.docx
@@ -4,74 +4,27 @@
   <w:body>
     <w:p>
       <w:r>
-        <w:t xml:space="preserve">Nacida como </w:t>
+        <w:t xml:space="preserve">El agua es esencial para la vida en la Tierra. </w:t>
       </w:r>
+    </w:p>
+    <w:p>
       <w:r>
+        <w:t xml:space="preserve">Todos los seres vivos dependen de ella para sobrevivir. </w:t>
+      </w:r>
+    </w:p>
+    <w:p>
+      <w:r>
+        <w:t xml:space="preserve">Sin agua, las plantas no podrían realizar la fotosíntesis y los animales no tendrían qué beber. </w:t>
+      </w:r>
+    </w:p>
+    <w:p>
+      <w:pPr>
         <w:rPr>
-          <w:b/>
-          <w:bCs/>
+          <w:u w:val="single"/>
         </w:rPr>
-        <w:t>Margarita Carmen Cansino</w:t>
-      </w:r>
+      </w:pPr>
       <w:r>
-        <w:t xml:space="preserve"> en Nueva York el 17 de octubre de 1918, y fallecida en Manhattan el 14 de mayo de 1987, la artista es recordada mundialmente bajo el nombre de </w:t>
-      </w:r>
-      <w:r>
-        <w:rPr>
-          <w:b/>
-          <w:bCs/>
-        </w:rPr>
-        <w:t xml:space="preserve">Rita </w:t>
-      </w:r>
-      <w:proofErr w:type="spellStart"/>
-      <w:r>
-        <w:rPr>
-          <w:b/>
-          <w:bCs/>
-        </w:rPr>
-        <w:t>Hayworth</w:t>
-      </w:r>
-      <w:proofErr w:type="spellEnd"/>
-      <w:r>
-        <w:t xml:space="preserve">. Fue actriz, bailarina y reconocida pin-up estadounidense. Durante los años cuarenta logró consolidarse como una de las máximas estrellas del </w:t>
-      </w:r>
-      <w:r>
-        <w:rPr>
-          <w:b/>
-          <w:bCs/>
-        </w:rPr>
-        <w:t>Hollywood clásico</w:t>
-      </w:r>
-      <w:r>
-        <w:t xml:space="preserve">, apareciendo en un total de 61 filmes a lo largo de casi cuatro décadas de carrera. Su imagen glamorosa le valió el título mediático de </w:t>
-      </w:r>
-      <w:r>
-        <w:rPr>
-          <w:i/>
-          <w:iCs/>
-        </w:rPr>
-        <w:t>“La diosa del amor”</w:t>
-      </w:r>
-      <w:r>
-        <w:t xml:space="preserve">, además de convertirse en el rostro preferido de los soldados en la Segunda Guerra Mundial. El American Film </w:t>
-      </w:r>
-      <w:proofErr w:type="spellStart"/>
-      <w:r>
-        <w:t>Institute</w:t>
-      </w:r>
-      <w:proofErr w:type="spellEnd"/>
-      <w:r>
-        <w:t xml:space="preserve"> la ubicó en el lugar 19 de las grandes leyendas del cine. Su interpretación en </w:t>
-      </w:r>
-      <w:r>
-        <w:rPr>
-          <w:i/>
-          <w:iCs/>
-        </w:rPr>
-        <w:t>Gilda</w:t>
-      </w:r>
-      <w:r>
-        <w:t xml:space="preserve"> marcó un hito cultural y estético, al punto de convertirse en un modelo de belleza femenina de referencia.</w:t>
+        <w:t>Además, el agua regula la temperatura del planeta y permite el desarrollo de los ecosistemas.</w:t>
       </w:r>
     </w:p>
     <w:sectPr>
@@ -687,6 +640,7 @@
   <w:style w:type="character" w:default="1" w:styleId="Fuentedeprrafopredeter">
     <w:name w:val="Default Paragraph Font"/>
     <w:uiPriority w:val="1"/>
+    <w:semiHidden/>
     <w:unhideWhenUsed/>
   </w:style>
   <w:style w:type="table" w:default="1" w:styleId="Tablanormal">
